--- a/deliverables/AskInfer-Bench_正式研究Proposal.docx
+++ b/deliverables/AskInfer-Bench_正式研究Proposal.docx
@@ -131,7 +131,7 @@
                 <w:color w:val="5B6B7A"/>
                 <w:sz w:val="21"/>
               </w:rPr>
-              <w:t>v0.60 · Ask / Infer 主线冻结版</w:t>
+              <w:t>v0.61 · PDR 50→15 诊断任务切片</w:t>
             </w:r>
           </w:p>
         </w:tc>
@@ -189,7 +189,7 @@
                 <w:color w:val="5B6B7A"/>
                 <w:sz w:val="21"/>
               </w:rPr>
-              <w:t>2026 年 8 月 24 日</w:t>
+              <w:t>2026 年 9 月 3 日</w:t>
             </w:r>
           </w:p>
         </w:tc>
@@ -361,7 +361,7 @@
         <w:rPr>
           <w:rFonts w:ascii="Calibri" w:hAnsi="Calibri" w:eastAsia="PingFang SC"/>
         </w:rPr>
-        <w:t>提问校准与 inference boundary</w:t>
+        <w:t>PDR 50→15 task screen</w:t>
       </w:r>
     </w:p>
     <w:p>
@@ -377,7 +377,7 @@
         <w:rPr>
           <w:rFonts w:ascii="Calibri" w:hAnsi="Calibri" w:eastAsia="PingFang SC"/>
         </w:rPr>
-        <w:t>CFA 与非补偿交付物评分</w:t>
+        <w:t>提问校准与 inference boundary</w:t>
       </w:r>
     </w:p>
     <w:p>
@@ -393,7 +393,7 @@
         <w:rPr>
           <w:rFonts w:ascii="Calibri" w:hAnsi="Calibri" w:eastAsia="PingFang SC"/>
         </w:rPr>
-        <w:t>PDR 排名稳定性</w:t>
+        <w:t>CFA 与非补偿交付物评分</w:t>
       </w:r>
     </w:p>
     <w:p>
@@ -409,7 +409,7 @@
         <w:rPr>
           <w:rFonts w:ascii="Calibri" w:hAnsi="Calibri" w:eastAsia="PingFang SC"/>
         </w:rPr>
-        <w:t>Pilot、Go / No-Go 与主张边界</w:t>
+        <w:t>PDR 排名稳定性</w:t>
       </w:r>
     </w:p>
     <w:p>
@@ -425,6 +425,22 @@
         <w:rPr>
           <w:rFonts w:ascii="Calibri" w:hAnsi="Calibri" w:eastAsia="PingFang SC"/>
         </w:rPr>
+        <w:t>Pilot、Go / No-Go 与主张边界</w:t>
+      </w:r>
+    </w:p>
+    <w:p>
+      <w:pPr>
+        <w:numPr>
+          <w:ilvl w:val="0"/>
+          <w:numId w:val="10"/>
+        </w:numPr>
+        <w:spacing w:after="100" w:line="290" w:lineRule="auto"/>
+        <w:ind w:left="540" w:hanging="279"/>
+      </w:pPr>
+      <w:r>
+        <w:rPr>
+          <w:rFonts w:ascii="Calibri" w:hAnsi="Calibri" w:eastAsia="PingFang SC"/>
+        </w:rPr>
         <w:t>参考文献</w:t>
       </w:r>
     </w:p>
@@ -439,7 +455,7 @@
           <w:color w:val="5B6B7A"/>
           <w:sz w:val="21"/>
         </w:rPr>
-        <w:t>阅读提示：主图先区分 Ask 与 Infer；δ 是运行前冻结的 deliverable impact，不是输出后分差；CFA 只评价最终交付物特异性。</w:t>
+        <w:t>阅读提示：PDR 任务按诊断价值从 50 筛到 15，不按 domain 配额；δ 是运行前冻结的 deliverable impact；CFA 只评价最终交付物特异性。</w:t>
       </w:r>
     </w:p>
     <w:p>
@@ -471,7 +487,7 @@
           <w:color w:val="163A63"/>
           <w:sz w:val="34"/>
         </w:rPr>
-        <w:t>AskInfer-Bench：同任务 δ 操纵、Ask / Infer 双轨与排名稳定性</w:t>
+        <w:t>AskInfer-Bench：PDR 50→15、同任务 δ 操纵、Ask / Infer 双轨与排名稳定性</w:t>
       </w:r>
     </w:p>
     <w:p>
@@ -491,7 +507,7 @@
               <a:graphicData uri="http://schemas.openxmlformats.org/drawingml/2006/picture">
                 <pic:pic>
                   <pic:nvPicPr>
-                    <pic:cNvPr id="0" name="AskInfer-Bench_评测框架_v0.60.png"/>
+                    <pic:cNvPr id="0" name="AskInfer-Bench_评测框架_v0.61.png"/>
                     <pic:cNvPicPr/>
                   </pic:nvPicPr>
                   <pic:blipFill>
@@ -526,7 +542,7 @@
           <w:color w:val="5B6B7A"/>
           <w:sz w:val="19"/>
         </w:rPr>
-        <w:t>图 1  真人 task-specific truth 与 δ 冻结后，Ask 测 preference acquisition，Infer 测 evidence-bounded history inference；最终用跨用户矩阵和非补偿门评价。</w:t>
+        <w:t>图 1  PDR task 先按 personalization diagnostic value 筛选；真人 task-specific truth 与 δ 冻结后，Ask 测 acquisition，Infer 测 evidence-bounded inference，最终另评交付物。</w:t>
       </w:r>
     </w:p>
     <w:p>
@@ -1864,7 +1880,7 @@
         <w:pStyle w:val="Heading2"/>
       </w:pPr>
       <w:r>
-        <w:t>5.3 PDR-Bench 任务能否直接使用</w:t>
+        <w:t>5.3 PDR-Bench 50 → 15 personalization-diagnostic slice</w:t>
       </w:r>
     </w:p>
     <w:p>
@@ -1872,21 +1888,236 @@
         <w:rPr>
           <w:rFonts w:ascii="Calibri" w:hAnsi="Calibri" w:eastAsia="PingFang SC"/>
         </w:rPr>
-        <w:t>可以使用 PDR 的 task 作为 Deep Research source shell，也可以在桥接实验中复用官方 structured persona；但不能把完整 persona 暴露给 Ask 主条件，也不能把 PDR simulated context 当自然 history。进入确认性主集前，每个 PDR-derived case 仍须重新完成 task-conditioned node、</w:t>
-      </w:r>
+        <w:t>PDR-Bench 的 50 题已经由上游按 complexity、clarity 和 personalization alignment 审核；但这三个标准不能自动保证 task 对“何时应 acquire / ground / calibrate 用户信息”具有区分力。</w:t>
+      </w:r>
+      <w:hyperlink r:id="rId16">
+        <w:r>
+          <w:rPr>
+            <w:rFonts w:ascii="Calibri" w:hAnsi="Calibri" w:eastAsia="PingFang SC"/>
+            <w:color w:val="2E74B5"/>
+            <w:u w:val="single"/>
+          </w:rPr>
+          <w:t>[1]</w:t>
+        </w:r>
+      </w:hyperlink>
+      <w:hyperlink r:id="rId19">
+        <w:r>
+          <w:rPr>
+            <w:rFonts w:ascii="Calibri" w:hAnsi="Calibri" w:eastAsia="PingFang SC"/>
+            <w:color w:val="2E74B5"/>
+            <w:u w:val="single"/>
+          </w:rPr>
+          <w:t>[6]</w:t>
+        </w:r>
+      </w:hyperlink>
+      <w:r>
+        <w:rPr>
+          <w:rFonts w:ascii="Calibri" w:hAnsi="Calibri" w:eastAsia="PingFang SC"/>
+        </w:rPr>
+        <w:t xml:space="preserve"> 因此本项目不随机抽取，也不按 10 个 domain 机械配额，而是在任何 AskInfer 输出生成前对全部 50 题增加一层 task-level qualification：</w:t>
+      </w:r>
+    </w:p>
+    <w:p>
+      <w:pPr>
+        <w:pStyle w:val="ListBullet"/>
+      </w:pPr>
       <w:r>
         <w:rPr>
           <w:rFonts w:ascii="Courier New" w:hAnsi="Courier New" w:eastAsia="PingFang SC"/>
           <w:color w:val="6A3E00"/>
           <w:sz w:val="20"/>
         </w:rPr>
-        <w:t>δ</w:t>
+        <w:t>Personalization leverage=0</w:t>
       </w:r>
       <w:r>
         <w:rPr>
           <w:rFonts w:ascii="Calibri" w:hAnsi="Calibri" w:eastAsia="PingFang SC"/>
         </w:rPr>
-        <w:t>、history evidence、matched/swapped 和 human-rubric freeze。官方任务/画像只提供 provenance，不自动提供本项目的 ground truth。</w:t>
+        <w:t>：不同用户不应改变实质内容决定；</w:t>
+      </w:r>
+    </w:p>
+    <w:p>
+      <w:pPr>
+        <w:pStyle w:val="ListBullet"/>
+      </w:pPr>
+      <w:r>
+        <w:rPr>
+          <w:rFonts w:ascii="Courier New" w:hAnsi="Courier New" w:eastAsia="PingFang SC"/>
+          <w:color w:val="6A3E00"/>
+          <w:sz w:val="20"/>
+        </w:rPr>
+        <w:t>Personalization leverage=1</w:t>
+      </w:r>
+      <w:r>
+        <w:rPr>
+          <w:rFonts w:ascii="Calibri" w:hAnsi="Calibri" w:eastAsia="PingFang SC"/>
+        </w:rPr>
+        <w:t>：主要改变强调、排序、深浅或呈现；</w:t>
+      </w:r>
+    </w:p>
+    <w:p>
+      <w:pPr>
+        <w:pStyle w:val="ListBullet"/>
+      </w:pPr>
+      <w:r>
+        <w:rPr>
+          <w:rFonts w:ascii="Courier New" w:hAnsi="Courier New" w:eastAsia="PingFang SC"/>
+          <w:color w:val="6A3E00"/>
+          <w:sz w:val="20"/>
+        </w:rPr>
+        <w:t>Personalization leverage=2</w:t>
+      </w:r>
+      <w:r>
+        <w:rPr>
+          <w:rFonts w:ascii="Calibri" w:hAnsi="Calibri" w:eastAsia="PingFang SC"/>
+        </w:rPr>
+        <w:t>：改变内容/证据选择、推荐集合、约束、阈值或结论。</w:t>
+      </w:r>
+    </w:p>
+    <w:p>
+      <w:r>
+        <w:rPr>
+          <w:rFonts w:ascii="Calibri" w:hAnsi="Calibri" w:eastAsia="PingFang SC"/>
+        </w:rPr>
+        <w:t>进入 15 题主 slice 的必要门为：leverage=2；差异不是语气/格式；授权 history 能合理提供证据；存在 2–4 个可验证 preference dimensions；任务确实需要多步检索、比较与综合；不能主要依赖年龄、性别、家乡等人口 token；官方候选 profile 与题面不能有高风险冲突。年龄、性别和职业标签本身不计作 preference node；儿童发展状态必须有行为或照护证据；Finance、Health 和 Real Estate 还需专家复核安全与可行性。题面的固定目标（如 10% 收益）是需要检验甚至否定的约束，不是 agent 必须顺从的偏好。37/50 题被初筛为 leverage=2，说明 leverage 本身仍不足以选出 15 题；随后再按官方候选 profile 的非表面对比、history 可取证性、冲突/刻板风险、decision-node 可验证性和与已选题的构念冗余排序。</w:t>
+      </w:r>
+    </w:p>
+    <w:p>
+      <w:r>
+        <w:rPr>
+          <w:rFonts w:ascii="Calibri" w:hAnsi="Calibri" w:eastAsia="PingFang SC"/>
+        </w:rPr>
+        <w:t>当前 provisional author screen 入选官方 task ID：</w:t>
+      </w:r>
+    </w:p>
+    <w:p>
+      <w:pPr>
+        <w:pStyle w:val="ListBullet"/>
+      </w:pPr>
+      <w:r>
+        <w:rPr>
+          <w:rFonts w:ascii="Calibri" w:hAnsi="Calibri" w:eastAsia="PingFang SC"/>
+          <w:b/>
+        </w:rPr>
+        <w:t>Education</w:t>
+      </w:r>
+      <w:r>
+        <w:rPr>
+          <w:rFonts w:ascii="Calibri" w:hAnsi="Calibri" w:eastAsia="PingFang SC"/>
+        </w:rPr>
+        <w:t>：1（AI PhD 申请）、4（MBA/EMBA/data analytics 项目决策）、5（论文与期刊投稿）；</w:t>
+      </w:r>
+    </w:p>
+    <w:p>
+      <w:pPr>
+        <w:pStyle w:val="ListBullet"/>
+      </w:pPr>
+      <w:r>
+        <w:rPr>
+          <w:rFonts w:ascii="Calibri" w:hAnsi="Calibri" w:eastAsia="PingFang SC"/>
+          <w:b/>
+        </w:rPr>
+        <w:t>Career</w:t>
+      </w:r>
+      <w:r>
+        <w:rPr>
+          <w:rFonts w:ascii="Calibri" w:hAnsi="Calibri" w:eastAsia="PingFang SC"/>
+        </w:rPr>
+        <w:t>：6（转入金融）、9（转 AI 产品经理）、10（国际职业路径）；</w:t>
+      </w:r>
+    </w:p>
+    <w:p>
+      <w:pPr>
+        <w:pStyle w:val="ListBullet"/>
+      </w:pPr>
+      <w:r>
+        <w:rPr>
+          <w:rFonts w:ascii="Calibri" w:hAnsi="Calibri" w:eastAsia="PingFang SC"/>
+          <w:b/>
+        </w:rPr>
+        <w:t>Health / Travel / Finance</w:t>
+      </w:r>
+      <w:r>
+        <w:rPr>
+          <w:rFonts w:ascii="Calibri" w:hAnsi="Calibri" w:eastAsia="PingFang SC"/>
+        </w:rPr>
+        <w:t>：11（健身）、16（东南亚背包旅行）、21（个人投资）、22（退休保障）；</w:t>
+      </w:r>
+    </w:p>
+    <w:p>
+      <w:pPr>
+        <w:pStyle w:val="ListBullet"/>
+      </w:pPr>
+      <w:r>
+        <w:rPr>
+          <w:rFonts w:ascii="Calibri" w:hAnsi="Calibri" w:eastAsia="PingFang SC"/>
+          <w:b/>
+        </w:rPr>
+        <w:t>Creative / Shopping / Real Estate / Parenting</w:t>
+      </w:r>
+      <w:r>
+        <w:rPr>
+          <w:rFonts w:ascii="Calibri" w:hAnsi="Calibri" w:eastAsia="PingFang SC"/>
+        </w:rPr>
+        <w:t>：30（个人媒体）、33（宠物用品系统）、35（户外装备）、39（养老房）、49（亲子沟通）。</w:t>
+      </w:r>
+    </w:p>
+    <w:p>
+      <w:r>
+        <w:rPr>
+          <w:rFonts w:ascii="Calibri" w:hAnsi="Calibri" w:eastAsia="PingFang SC"/>
+        </w:rPr>
+        <w:t xml:space="preserve">结果分布为 Education 3、Career 3、Health 1、Travel 1、Finance 2、Creative 1、Shopping 2、Real Estate 1、Parenting 1；这是筛选输出，不是预设配额。若保留官方全部 task–user 映射，15 题对应 76 个 bridge pair，而不是机械的 75：公开数据中 task 10 有 6 位候选用户。逐题表、规则和官方原文机器入口分别冻结在 </w:t>
+      </w:r>
+      <w:r>
+        <w:rPr>
+          <w:rFonts w:ascii="Courier New" w:hAnsi="Courier New" w:eastAsia="PingFang SC"/>
+          <w:color w:val="6A3E00"/>
+          <w:sz w:val="20"/>
+        </w:rPr>
+        <w:t>data/pdr_diagnostic_slice_v0_61/screening_50.csv</w:t>
+      </w:r>
+      <w:r>
+        <w:rPr>
+          <w:rFonts w:ascii="Calibri" w:hAnsi="Calibri" w:eastAsia="PingFang SC"/>
+        </w:rPr>
+        <w:t>、</w:t>
+      </w:r>
+      <w:r>
+        <w:rPr>
+          <w:rFonts w:ascii="Courier New" w:hAnsi="Courier New" w:eastAsia="PingFang SC"/>
+          <w:color w:val="6A3E00"/>
+          <w:sz w:val="20"/>
+        </w:rPr>
+        <w:t>selection_protocol.yaml</w:t>
+      </w:r>
+      <w:r>
+        <w:rPr>
+          <w:rFonts w:ascii="Calibri" w:hAnsi="Calibri" w:eastAsia="PingFang SC"/>
+        </w:rPr>
+        <w:t xml:space="preserve"> 与 </w:t>
+      </w:r>
+      <w:r>
+        <w:rPr>
+          <w:rFonts w:ascii="Courier New" w:hAnsi="Courier New" w:eastAsia="PingFang SC"/>
+          <w:color w:val="6A3E00"/>
+          <w:sz w:val="20"/>
+        </w:rPr>
+        <w:t>selected_15.jsonl</w:t>
+      </w:r>
+      <w:r>
+        <w:rPr>
+          <w:rFonts w:ascii="Calibri" w:hAnsi="Calibri" w:eastAsia="PingFang SC"/>
+        </w:rPr>
+        <w:t>。</w:t>
+      </w:r>
+    </w:p>
+    <w:p>
+      <w:r>
+        <w:rPr>
+          <w:rFonts w:ascii="Calibri" w:hAnsi="Calibri" w:eastAsia="PingFang SC"/>
+        </w:rPr>
+        <w:t>这 15 题仍不是确认性 gold。两名独立人类须在看不到 agent 输出的情况下复标 task gates；每题的 A/B 用户对另做 profile-pair audit，再冻结 2–4 个 task-conditioned nodes、自然 history evidence 和 matched/swapped rubric。PDR structured persona 只用于 full-persona bridge；PDR simulated context 仍不能称为自然 history。任何替换都必须在模型运行前基于记录的 qualification failure 完成，禁止根据系统分数挑题。</w:t>
       </w:r>
     </w:p>
     <w:p>
@@ -2653,7 +2884,7 @@
         <w:rPr>
           <w:rFonts w:ascii="Calibri" w:hAnsi="Calibri" w:eastAsia="PingFang SC"/>
         </w:rPr>
-        <w:t>目标 24 个独立基础任务（每个 vertical 8 个）；Infer/PDR bridge 优先保留其中 8–12 个 Deep Research 任务。最终 agent 数、repeat 和 family 数由 pilot 的 family-level 方差、最小实际重要差异、成本和多重终点方案做功效模拟后冻结。若时间只允许增加 seed 而不能增加 task family，不应假装统计功效已提高。</w:t>
+        <w:t>共享 Deep Research overlap pool 先固定为上述 15 个 PDR task；通过双人 task/profile qualification 的 surviving families 同时进入 PDR-style、Ask 与 Infer 比较。Coding 与 Data Analysis 各以 8 个独立基础任务作为暂定规划量，因此上限是 15 DR + 8 Coding + 8 Data = 31 个基础任务，而不是等域配额。最终 agent 数、repeat、Coding/Data family 数和是否保留全部 15 个 DR family 由 pilot 的 family-level 方差、最小实际重要差异、人工资格通过率、成本和多重终点方案做功效模拟后冻结；不得基于 agent 输出淘汰题目。若时间只允许增加 seed 而不能增加 task family，不应假装统计功效已提高。</w:t>
       </w:r>
     </w:p>
     <w:p>
@@ -2946,6 +3177,29 @@
     </w:p>
     <w:p>
       <w:pPr>
+        <w:numPr>
+          <w:ilvl w:val="0"/>
+          <w:numId w:val="14"/>
+        </w:numPr>
+        <w:spacing w:after="80" w:line="290" w:lineRule="auto"/>
+        <w:ind w:left="540" w:hanging="279"/>
+      </w:pPr>
+      <w:r>
+        <w:rPr>
+          <w:rFonts w:ascii="Calibri" w:hAnsi="Calibri" w:eastAsia="PingFang SC"/>
+          <w:b/>
+        </w:rPr>
+        <w:t>作者从 50 题里挑了最容易出现反转的 15 题。</w:t>
+      </w:r>
+      <w:r>
+        <w:rPr>
+          <w:rFonts w:ascii="Calibri" w:hAnsi="Calibri" w:eastAsia="PingFang SC"/>
+        </w:rPr>
+        <w:t xml:space="preserve"> 50 题的 leverage、硬门、风险与候选 nodes 在任何 agent 输出前完整发布；selection 不使用 PDR 分数或新模型结果。两名盲化人类复标，若 task qualification 失败，只能按预冻结理由从 reserve 重审并公开 replacement log，不能看榜单换题。</w:t>
+      </w:r>
+    </w:p>
+    <w:p>
+      <w:pPr>
         <w:pStyle w:val="Heading1"/>
       </w:pPr>
       <w:r>
@@ -3224,7 +3478,7 @@
         <w:rPr>
           <w:rFonts w:ascii="Calibri" w:hAnsi="Calibri" w:eastAsia="PingFang SC"/>
         </w:rPr>
-        <w:t>DeepAlign-Bench v0.59 的 task pool、interaction environment、真人 ledger、Counterfactual Difference Map、rubric provenance、D-JQS 和 matched/swapped 资产继续作为可复用基础设施；旧正式成果已归档为版本快照。v0.60 改变的是论文 estimand 和主实验矩阵：从“给定用户条件后最终交付物是否具有反事实特异性”进一步收窄为“agent 何时应主动问、何时可从 history 推断，以及两种能力是否被 full-persona 排名代表”。</w:t>
+        <w:t>DeepAlign-Bench v0.59 的 task pool、interaction environment、真人 ledger、Counterfactual Difference Map、rubric provenance、D-JQS 和 matched/swapped 资产继续作为可复用基础设施；旧正式成果已归档为版本快照。v0.60 改变论文 estimand 和主实验矩阵；v0.61 又把 PDR overlap 从 50 个上游候选冻结为 15 个 pre-output personalization-diagnostic tasks，并将 task qualification 与 A/B pair qualification 分离。</w:t>
       </w:r>
     </w:p>
     <w:p>
@@ -3622,7 +3876,7 @@
         <w:color w:val="5B6B7A"/>
         <w:sz w:val="18"/>
       </w:rPr>
-      <w:t xml:space="preserve">2026-8-24   ·   </w:t>
+      <w:t xml:space="preserve">2026-9-3   ·   </w:t>
     </w:r>
     <w:r>
       <w:rPr>
@@ -3655,7 +3909,7 @@
         <w:color w:val="5B6B7A"/>
         <w:sz w:val="18"/>
       </w:rPr>
-      <w:t xml:space="preserve">2026-8-24   ·   </w:t>
+      <w:t xml:space="preserve">2026-9-3   ·   </w:t>
     </w:r>
     <w:r>
       <w:rPr>
@@ -3688,7 +3942,7 @@
         <w:color w:val="5B6B7A"/>
         <w:sz w:val="18"/>
       </w:rPr>
-      <w:t xml:space="preserve">2026-8-24   ·   </w:t>
+      <w:t xml:space="preserve">2026-9-3   ·   </w:t>
     </w:r>
     <w:r>
       <w:rPr>

--- a/deliverables/AskInfer-Bench_正式研究Proposal.docx
+++ b/deliverables/AskInfer-Bench_正式研究Proposal.docx
@@ -131,7 +131,7 @@
                 <w:color w:val="5B6B7A"/>
                 <w:sz w:val="21"/>
               </w:rPr>
-              <w:t>v0.61 · PDR 50→15 诊断任务切片</w:t>
+              <w:t>v0.62 · 两周执行冻结</w:t>
             </w:r>
           </w:p>
         </w:tc>
@@ -507,7 +507,7 @@
               <a:graphicData uri="http://schemas.openxmlformats.org/drawingml/2006/picture">
                 <pic:pic>
                   <pic:nvPicPr>
-                    <pic:cNvPr id="0" name="AskInfer-Bench_评测框架_v0.61.png"/>
+                    <pic:cNvPr id="0" name="AskInfer-Bench_评测框架_v0.62.png"/>
                     <pic:cNvPicPr/>
                   </pic:nvPicPr>
                   <pic:blipFill>
@@ -2855,7 +2855,7 @@
         <w:rPr>
           <w:rFonts w:ascii="Calibri" w:hAnsi="Calibri" w:eastAsia="PingFang SC"/>
         </w:rPr>
-        <w:t xml:space="preserve">6 个基础任务（每个 vertical 2 个）× 3 个 </w:t>
+        <w:t xml:space="preserve">冻结 6 个基础任务：PDR-T01、PDR-T30、SW001、SW013、DA003、DA015。每题使用一个 A/B 用户对，并在 preference-node 层同时覆盖至少一个 high、low 和 zero </w:t>
       </w:r>
       <w:r>
         <w:rPr>
@@ -2869,22 +2869,44 @@
         <w:rPr>
           <w:rFonts w:ascii="Calibri" w:hAnsi="Calibri" w:eastAsia="PingFang SC"/>
         </w:rPr>
-        <w:t xml:space="preserve"> strata × 4 个 agent × A0/A1/A2，约 216 个 Ask episode；其中 2 个 Deep Research 任务追加 I0/I1/I2/I3。该 pilot 只验证操纵、日志、提问对齐、final scoring 和近邻增量，不估计稳定排行榜。</w:t>
+        <w:t>，不再把同一题机械复制为三个 task-level strata。Ask 跑 A0/A1/A2；两个 Deep Research 任务追加 I1 history 与 I3 PDR Full-Persona bridge，A0=I0、A2=I2 精确复用。Codex CLI、Claude Code、Gemini CLI 三个必跑 agent system 共 114 个唯一 episode；OpenHands 只在 9 月 5 日前通过全部 smoke test 时加入，届时为 152 个。该 pilot 只验证操纵、日志、提问对齐、final scoring 和近邻增量，不估计稳定排行榜。</w:t>
       </w:r>
     </w:p>
     <w:p>
       <w:r>
         <w:rPr>
           <w:rFonts w:ascii="Calibri" w:hAnsi="Calibri" w:eastAsia="PingFang SC"/>
+        </w:rPr>
+        <w:t xml:space="preserve">公平性不要求一天跑完整批：同一 </w:t>
+      </w:r>
+      <w:r>
+        <w:rPr>
+          <w:rFonts w:ascii="Courier New" w:hAnsi="Courier New" w:eastAsia="PingFang SC"/>
+          <w:color w:val="6A3E00"/>
+          <w:sz w:val="20"/>
+        </w:rPr>
+        <w:t>task × target user</w:t>
+      </w:r>
+      <w:r>
+        <w:rPr>
+          <w:rFonts w:ascii="Calibri" w:hAnsi="Calibri" w:eastAsia="PingFang SC"/>
+        </w:rPr>
+        <w:t xml:space="preserve"> matched block 的所有系统在 2–6 小时内按随机顺序运行，整批目标 48–72 小时，并对 5%–10% anchor 重跑以检测时间漂移。主结果解释为 agent product/system-level comparison，而非纯 base-model 排名。</w:t>
+      </w:r>
+    </w:p>
+    <w:p>
+      <w:r>
+        <w:rPr>
+          <w:rFonts w:ascii="Calibri" w:hAnsi="Calibri" w:eastAsia="PingFang SC"/>
           <w:b/>
         </w:rPr>
-        <w:t>条件性主实验：</w:t>
+        <w:t>条件性扩展：</w:t>
       </w:r>
       <w:r>
         <w:rPr>
           <w:rFonts w:ascii="Calibri" w:hAnsi="Calibri" w:eastAsia="PingFang SC"/>
         </w:rPr>
-        <w:t>共享 Deep Research overlap pool 先固定为上述 15 个 PDR task；通过双人 task/profile qualification 的 surviving families 同时进入 PDR-style、Ask 与 Infer 比较。Coding 与 Data Analysis 各以 8 个独立基础任务作为暂定规划量，因此上限是 15 DR + 8 Coding + 8 Data = 31 个基础任务，而不是等域配额。最终 agent 数、repeat、Coding/Data family 数和是否保留全部 15 个 DR family 由 pilot 的 family-level 方差、最小实际重要差异、人工资格通过率、成本和多重终点方案做功效模拟后冻结；不得基于 agent 输出淘汰题目。若时间只允许增加 seed 而不能增加 task family，不应假装统计功效已提高。</w:t>
+        <w:t>9 月 14 日过 Go/No-Go 后，第一轮只扩到 12 个独立基础任务，即 Deep Research、Coding、Data Analysis 各 4 个；这是论文在当前截止期内的 scoped agent-system leaderboard 候选规模。15 个 PDR task 的 Deep Research overlap pool、Coding 8 题与 Data 8 题只构成后续 31 题规划上限，不是当前两周承诺。最终 agent 数、repeat、family 数和是否继续向上限扩展，由 pilot 的 family-level 方差、最小实际重要差异、人工资格通过率、成本和多重终点方案做功效模拟后冻结；不得基于 agent 输出淘汰题目。若时间只允许增加 seed 而不能增加 task family，不应假装统计功效已提高。</w:t>
       </w:r>
     </w:p>
     <w:p>
@@ -3478,7 +3500,7 @@
         <w:rPr>
           <w:rFonts w:ascii="Calibri" w:hAnsi="Calibri" w:eastAsia="PingFang SC"/>
         </w:rPr>
-        <w:t>DeepAlign-Bench v0.59 的 task pool、interaction environment、真人 ledger、Counterfactual Difference Map、rubric provenance、D-JQS 和 matched/swapped 资产继续作为可复用基础设施；旧正式成果已归档为版本快照。v0.60 改变论文 estimand 和主实验矩阵；v0.61 又把 PDR overlap 从 50 个上游候选冻结为 15 个 pre-output personalization-diagnostic tasks，并将 task qualification 与 A/B pair qualification 分离。</w:t>
+        <w:t>DeepAlign-Bench v0.59 的 task pool、interaction environment、真人 ledger、Counterfactual Difference Map、rubric provenance、D-JQS 和 matched/swapped 资产继续作为可复用基础设施；旧正式成果已归档为版本快照。v0.60 改变论文 estimand 和主实验矩阵；v0.61 又把 PDR overlap 从 50 个上游候选冻结为 15 个 pre-output personalization-diagnostic tasks，并将 task qualification 与 A/B pair qualification 分离；v0.62 冻结两周六题 pilot、三个必跑 agent 系统、114 个唯一 episode、公平运行窗口与 rubric 防关键词规则。</w:t>
       </w:r>
     </w:p>
     <w:p>

--- a/deliverables/AskInfer-Bench_正式研究Proposal.docx
+++ b/deliverables/AskInfer-Bench_正式研究Proposal.docx
@@ -131,7 +131,7 @@
                 <w:color w:val="5B6B7A"/>
                 <w:sz w:val="21"/>
               </w:rPr>
-              <w:t>v0.62 · 两周执行冻结</w:t>
+              <w:t>v0.63 · S0 smoke 执行包</w:t>
             </w:r>
           </w:p>
         </w:tc>
@@ -189,7 +189,7 @@
                 <w:color w:val="5B6B7A"/>
                 <w:sz w:val="21"/>
               </w:rPr>
-              <w:t>2026 年 9 月 3 日</w:t>
+              <w:t>2026 年 9 月 4 日</w:t>
             </w:r>
           </w:p>
         </w:tc>
@@ -3504,6 +3504,56 @@
       </w:r>
     </w:p>
     <w:p>
+      <w:r>
+        <w:rPr>
+          <w:rFonts w:ascii="Calibri" w:hAnsi="Calibri" w:eastAsia="PingFang SC"/>
+        </w:rPr>
+        <w:t xml:space="preserve">v0.63 新增 </w:t>
+      </w:r>
+      <w:r>
+        <w:rPr>
+          <w:rFonts w:ascii="Courier New" w:hAnsi="Courier New" w:eastAsia="PingFang SC"/>
+          <w:color w:val="6A3E00"/>
+          <w:sz w:val="20"/>
+        </w:rPr>
+        <w:t>pilot/askinfer_smoke_v0_63/</w:t>
+      </w:r>
+      <w:r>
+        <w:rPr>
+          <w:rFonts w:ascii="Calibri" w:hAnsi="Calibri" w:eastAsia="PingFang SC"/>
+        </w:rPr>
+        <w:t xml:space="preserve"> 执行包：为 SW001、SW013、DA003、DA015 生成 8 个带 high/low/zero </w:t>
+      </w:r>
+      <w:r>
+        <w:rPr>
+          <w:rFonts w:ascii="Courier New" w:hAnsi="Courier New" w:eastAsia="PingFang SC"/>
+          <w:color w:val="6A3E00"/>
+          <w:sz w:val="20"/>
+        </w:rPr>
+        <w:t>δ</w:t>
+      </w:r>
+      <w:r>
+        <w:rPr>
+          <w:rFonts w:ascii="Calibri" w:hAnsi="Calibri" w:eastAsia="PingFang SC"/>
+        </w:rPr>
+        <w:t xml:space="preserve"> 的 LLM candidate user states、4 套带 artifact-evidence 和 mention-only cap 的 rubric，以及 Research/Code/Data 三个可复制 S0 prompts。S0 只验证 question channel、ledger-bounded answer、answer use、trace 与 reset；在真实 repository/dataset 尚未绑定时不能冒充 S1 artifact smoke。所有 synthetic nodes 在两名独立人类确认前不得进入 counted episodes。Gemini CLI </w:t>
+      </w:r>
+      <w:r>
+        <w:rPr>
+          <w:rFonts w:ascii="Courier New" w:hAnsi="Courier New" w:eastAsia="PingFang SC"/>
+          <w:color w:val="6A3E00"/>
+          <w:sz w:val="20"/>
+        </w:rPr>
+        <w:t>0.46.0</w:t>
+      </w:r>
+      <w:r>
+        <w:rPr>
+          <w:rFonts w:ascii="Calibri" w:hAnsi="Calibri" w:eastAsia="PingFang SC"/>
+        </w:rPr>
+        <w:t xml:space="preserve"> 已安装但 OAuth 尚待用户本人完成；安装渠道与鉴权类型都必须作为实验元数据冻结。</w:t>
+      </w:r>
+    </w:p>
+    <w:p>
       <w:pPr>
         <w:pStyle w:val="Heading1"/>
       </w:pPr>
@@ -3898,7 +3948,7 @@
         <w:color w:val="5B6B7A"/>
         <w:sz w:val="18"/>
       </w:rPr>
-      <w:t xml:space="preserve">2026-9-3   ·   </w:t>
+      <w:t xml:space="preserve">2026-9-4   ·   </w:t>
     </w:r>
     <w:r>
       <w:rPr>
@@ -3931,7 +3981,7 @@
         <w:color w:val="5B6B7A"/>
         <w:sz w:val="18"/>
       </w:rPr>
-      <w:t xml:space="preserve">2026-9-3   ·   </w:t>
+      <w:t xml:space="preserve">2026-9-4   ·   </w:t>
     </w:r>
     <w:r>
       <w:rPr>
@@ -3964,7 +4014,7 @@
         <w:color w:val="5B6B7A"/>
         <w:sz w:val="18"/>
       </w:rPr>
-      <w:t xml:space="preserve">2026-9-3   ·   </w:t>
+      <w:t xml:space="preserve">2026-9-4   ·   </w:t>
     </w:r>
     <w:r>
       <w:rPr>

--- a/deliverables/AskInfer-Bench_正式研究Proposal.docx
+++ b/deliverables/AskInfer-Bench_正式研究Proposal.docx
@@ -131,7 +131,7 @@
                 <w:color w:val="5B6B7A"/>
                 <w:sz w:val="21"/>
               </w:rPr>
-              <w:t>v0.63 · S0 smoke 执行包</w:t>
+              <w:t>v0.64 · 首轮 live S0</w:t>
             </w:r>
           </w:p>
         </w:tc>
@@ -3551,6 +3551,42 @@
           <w:rFonts w:ascii="Calibri" w:hAnsi="Calibri" w:eastAsia="PingFang SC"/>
         </w:rPr>
         <w:t xml:space="preserve"> 已安装但 OAuth 尚待用户本人完成；安装渠道与鉴权类型都必须作为实验元数据冻结。</w:t>
+      </w:r>
+    </w:p>
+    <w:p>
+      <w:r>
+        <w:rPr>
+          <w:rFonts w:ascii="Calibri" w:hAnsi="Calibri" w:eastAsia="PingFang SC"/>
+        </w:rPr>
+        <w:t xml:space="preserve">v0.64 完成第一批 live S0：Codex CLI </w:t>
+      </w:r>
+      <w:r>
+        <w:rPr>
+          <w:rFonts w:ascii="Courier New" w:hAnsi="Courier New" w:eastAsia="PingFang SC"/>
+          <w:color w:val="6A3E00"/>
+          <w:sz w:val="20"/>
+        </w:rPr>
+        <w:t>0.145.0</w:t>
+      </w:r>
+      <w:r>
+        <w:rPr>
+          <w:rFonts w:ascii="Calibri" w:hAnsi="Calibri" w:eastAsia="PingFang SC"/>
+        </w:rPr>
+        <w:t xml:space="preserve">（配置模型 </w:t>
+      </w:r>
+      <w:r>
+        <w:rPr>
+          <w:rFonts w:ascii="Courier New" w:hAnsi="Courier New" w:eastAsia="PingFang SC"/>
+          <w:color w:val="6A3E00"/>
+          <w:sz w:val="20"/>
+        </w:rPr>
+        <w:t>gpt-5.6-sol</w:t>
+      </w:r>
+      <w:r>
+        <w:rPr>
+          <w:rFonts w:ascii="Calibri" w:hAnsi="Calibri" w:eastAsia="PingFang SC"/>
+        </w:rPr>
+        <w:t>）形成三个完整 episode，Research 通过、Code 带“把 task-factual compatibility 当偏好问题”的诊断警告通过、Data 因未询问 decision horizon 而缺少两季度 weekly scale/stop 日程并失败。Claude Code 三题均在模型接收 prompt 前因企业账户余额不足返回 HTTP 401，输入/输出 token 为 0，故只记 infrastructure/auth failure，不计模型 0 分。该结果验证了区分 preference clarification 与 task-factual clarification、并检查 acquisition-to-use 全链条的必要性；它仍不构成 agent 排名或 artifact 完成证据。</w:t>
       </w:r>
     </w:p>
     <w:p>

--- a/deliverables/AskInfer-Bench_正式研究Proposal.docx
+++ b/deliverables/AskInfer-Bench_正式研究Proposal.docx
@@ -131,7 +131,7 @@
                 <w:color w:val="5B6B7A"/>
                 <w:sz w:val="21"/>
               </w:rPr>
-              <w:t>v0.64 · 首轮 live S0</w:t>
+              <w:t>v0.65 · PDR-T30 最小产品闭环</w:t>
             </w:r>
           </w:p>
         </w:tc>
@@ -189,7 +189,7 @@
                 <w:color w:val="5B6B7A"/>
                 <w:sz w:val="21"/>
               </w:rPr>
-              <w:t>2026 年 9 月 4 日</w:t>
+              <w:t>2026 年 9 月 5 日</w:t>
             </w:r>
           </w:p>
         </w:tc>
@@ -3590,6 +3590,14 @@
       </w:r>
     </w:p>
     <w:p>
+      <w:r>
+        <w:rPr>
+          <w:rFonts w:ascii="Calibri" w:hAnsi="Calibri" w:eastAsia="PingFang SC"/>
+        </w:rPr>
+        <w:t>v0.65 另以 PDR-T30、User12 和一个产品级 ChatGPT Deep Research agent 完成单任务最小闭环。三条件的盲评 P-score 为 Full Persona 6.703、No-Ask 5.596、Free Clarification 6.033，InteractiveGain 为 +0.438，OracleGap 为 0.669，RecoveryRatio 为 39.53%。Interactive 主动提出六个与 task 相关的问题；晨间创作、周末家庭优先、AI/创业内容和 ROI 偏好被获取并进入报告，但 founder/company role、技术资历、LinkedIn/GitHub/Slack/Notion 习惯、跨境背景和合规边界未被询问。该结果只说明端到端信号存在并暴露主要失败链；它是 n=1 探索性 product-UI pilot，full 条件也获准追问，且评分因缺少 API key 通过临时产品会话承载原始 PDR prompt，不能作为确认性系统比较或排行榜证据。</w:t>
+      </w:r>
+    </w:p>
+    <w:p>
       <w:pPr>
         <w:pStyle w:val="Heading1"/>
       </w:pPr>
@@ -3605,7 +3613,7 @@
       <w:r>
         <w:rPr>
           <w:rFonts w:ascii="Calibri" w:hAnsi="Calibri" w:eastAsia="PingFang SC"/>
-          <w:sz w:val="16"/>
+          <w:sz w:val="15"/>
         </w:rPr>
         <w:t xml:space="preserve">[1] Liang et al. </w:t>
       </w:r>
@@ -3613,14 +3621,14 @@
         <w:rPr>
           <w:rFonts w:ascii="Calibri" w:hAnsi="Calibri" w:eastAsia="PingFang SC"/>
           <w:i/>
-          <w:sz w:val="16"/>
+          <w:sz w:val="15"/>
         </w:rPr>
         <w:t>Towards Personalized Deep Research: Benchmarks and Evaluations</w:t>
       </w:r>
       <w:r>
         <w:rPr>
           <w:rFonts w:ascii="Calibri" w:hAnsi="Calibri" w:eastAsia="PingFang SC"/>
-          <w:sz w:val="16"/>
+          <w:sz w:val="15"/>
         </w:rPr>
         <w:t xml:space="preserve">. arXiv:2509.25106. </w:t>
       </w:r>
@@ -3645,7 +3653,7 @@
       <w:r>
         <w:rPr>
           <w:rFonts w:ascii="Calibri" w:hAnsi="Calibri" w:eastAsia="PingFang SC"/>
-          <w:sz w:val="16"/>
+          <w:sz w:val="15"/>
         </w:rPr>
         <w:t xml:space="preserve">[2] Yoon and Lee. </w:t>
       </w:r>
@@ -3653,14 +3661,14 @@
         <w:rPr>
           <w:rFonts w:ascii="Calibri" w:hAnsi="Calibri" w:eastAsia="PingFang SC"/>
           <w:i/>
-          <w:sz w:val="16"/>
+          <w:sz w:val="15"/>
         </w:rPr>
         <w:t>Personalized Deep Research Query Refinement with Graph-Scaffolded Evidence Grounding</w:t>
       </w:r>
       <w:r>
         <w:rPr>
           <w:rFonts w:ascii="Calibri" w:hAnsi="Calibri" w:eastAsia="PingFang SC"/>
-          <w:sz w:val="16"/>
+          <w:sz w:val="15"/>
         </w:rPr>
         <w:t xml:space="preserve">. arXiv:2608.05876. </w:t>
       </w:r>
@@ -3685,7 +3693,7 @@
       <w:r>
         <w:rPr>
           <w:rFonts w:ascii="Calibri" w:hAnsi="Calibri" w:eastAsia="PingFang SC"/>
-          <w:sz w:val="16"/>
+          <w:sz w:val="15"/>
         </w:rPr>
         <w:t xml:space="preserve">[3] Feng et al. </w:t>
       </w:r>
@@ -3693,14 +3701,14 @@
         <w:rPr>
           <w:rFonts w:ascii="Calibri" w:hAnsi="Calibri" w:eastAsia="PingFang SC"/>
           <w:i/>
-          <w:sz w:val="16"/>
+          <w:sz w:val="15"/>
         </w:rPr>
         <w:t>IDRBench: Interactive Deep Research Benchmark</w:t>
       </w:r>
       <w:r>
         <w:rPr>
           <w:rFonts w:ascii="Calibri" w:hAnsi="Calibri" w:eastAsia="PingFang SC"/>
-          <w:sz w:val="16"/>
+          <w:sz w:val="15"/>
         </w:rPr>
         <w:t xml:space="preserve">. arXiv:2601.06676. </w:t>
       </w:r>
@@ -3725,7 +3733,7 @@
       <w:r>
         <w:rPr>
           <w:rFonts w:ascii="Calibri" w:hAnsi="Calibri" w:eastAsia="PingFang SC"/>
-          <w:sz w:val="16"/>
+          <w:sz w:val="15"/>
         </w:rPr>
         <w:t xml:space="preserve">[4] Luo et al. </w:t>
       </w:r>
@@ -3733,14 +3741,14 @@
         <w:rPr>
           <w:rFonts w:ascii="Calibri" w:hAnsi="Calibri" w:eastAsia="PingFang SC"/>
           <w:i/>
-          <w:sz w:val="16"/>
+          <w:sz w:val="15"/>
         </w:rPr>
         <w:t>IntentRL: Training Proactive User-intent Agents for Open-ended Deep Research via Reinforcement Learning</w:t>
       </w:r>
       <w:r>
         <w:rPr>
           <w:rFonts w:ascii="Calibri" w:hAnsi="Calibri" w:eastAsia="PingFang SC"/>
-          <w:sz w:val="16"/>
+          <w:sz w:val="15"/>
         </w:rPr>
         <w:t xml:space="preserve">. arXiv:2602.03468. </w:t>
       </w:r>
@@ -3765,7 +3773,7 @@
       <w:r>
         <w:rPr>
           <w:rFonts w:ascii="Calibri" w:hAnsi="Calibri" w:eastAsia="PingFang SC"/>
-          <w:sz w:val="16"/>
+          <w:sz w:val="15"/>
         </w:rPr>
         <w:t xml:space="preserve">[5] Tao et al. </w:t>
       </w:r>
@@ -3773,14 +3781,14 @@
         <w:rPr>
           <w:rFonts w:ascii="Calibri" w:hAnsi="Calibri" w:eastAsia="PingFang SC"/>
           <w:i/>
-          <w:sz w:val="16"/>
+          <w:sz w:val="15"/>
         </w:rPr>
         <w:t>When Search Agents Should Ask: DiscoBench for Clarification-Aware Deep Search</w:t>
       </w:r>
       <w:r>
         <w:rPr>
           <w:rFonts w:ascii="Calibri" w:hAnsi="Calibri" w:eastAsia="PingFang SC"/>
-          <w:sz w:val="16"/>
+          <w:sz w:val="15"/>
         </w:rPr>
         <w:t xml:space="preserve">. arXiv:2606.27669. </w:t>
       </w:r>
@@ -3805,7 +3813,7 @@
       <w:r>
         <w:rPr>
           <w:rFonts w:ascii="Calibri" w:hAnsi="Calibri" w:eastAsia="PingFang SC"/>
-          <w:sz w:val="16"/>
+          <w:sz w:val="15"/>
         </w:rPr>
         <w:t xml:space="preserve">[6] OPPO-PersonalAI. </w:t>
       </w:r>
@@ -3813,14 +3821,14 @@
         <w:rPr>
           <w:rFonts w:ascii="Calibri" w:hAnsi="Calibri" w:eastAsia="PingFang SC"/>
           <w:i/>
-          <w:sz w:val="16"/>
+          <w:sz w:val="15"/>
         </w:rPr>
         <w:t>PersonalizedDeepResearchBench official repository</w:t>
       </w:r>
       <w:r>
         <w:rPr>
           <w:rFonts w:ascii="Calibri" w:hAnsi="Calibri" w:eastAsia="PingFang SC"/>
-          <w:sz w:val="16"/>
+          <w:sz w:val="15"/>
         </w:rPr>
         <w:t xml:space="preserve">. </w:t>
       </w:r>
@@ -3845,7 +3853,7 @@
       <w:r>
         <w:rPr>
           <w:rFonts w:ascii="Calibri" w:hAnsi="Calibri" w:eastAsia="PingFang SC"/>
-          <w:sz w:val="16"/>
+          <w:sz w:val="15"/>
         </w:rPr>
         <w:t xml:space="preserve">[7] Shao et al. </w:t>
       </w:r>
@@ -3853,14 +3861,14 @@
         <w:rPr>
           <w:rFonts w:ascii="Calibri" w:hAnsi="Calibri" w:eastAsia="PingFang SC"/>
           <w:i/>
-          <w:sz w:val="16"/>
+          <w:sz w:val="15"/>
         </w:rPr>
         <w:t>MyScholarQA: Personalized Scholarly Question Answering</w:t>
       </w:r>
       <w:r>
         <w:rPr>
           <w:rFonts w:ascii="Calibri" w:hAnsi="Calibri" w:eastAsia="PingFang SC"/>
-          <w:sz w:val="16"/>
+          <w:sz w:val="15"/>
         </w:rPr>
         <w:t xml:space="preserve">. ACL 2026. </w:t>
       </w:r>
@@ -3885,7 +3893,7 @@
       <w:r>
         <w:rPr>
           <w:rFonts w:ascii="Calibri" w:hAnsi="Calibri" w:eastAsia="PingFang SC"/>
-          <w:sz w:val="16"/>
+          <w:sz w:val="15"/>
         </w:rPr>
         <w:t xml:space="preserve">[8] Weeber et al. </w:t>
       </w:r>
@@ -3893,14 +3901,14 @@
         <w:rPr>
           <w:rFonts w:ascii="Calibri" w:hAnsi="Calibri" w:eastAsia="PingFang SC"/>
           <w:i/>
-          <w:sz w:val="16"/>
+          <w:sz w:val="15"/>
         </w:rPr>
         <w:t>One Persona, Many Cues, Different Results: How Sociodemographic Cues Impact LLM Personalization</w:t>
       </w:r>
       <w:r>
         <w:rPr>
           <w:rFonts w:ascii="Calibri" w:hAnsi="Calibri" w:eastAsia="PingFang SC"/>
-          <w:sz w:val="16"/>
+          <w:sz w:val="15"/>
         </w:rPr>
         <w:t xml:space="preserve">. ACL 2026. </w:t>
       </w:r>
@@ -3925,7 +3933,7 @@
       <w:r>
         <w:rPr>
           <w:rFonts w:ascii="Calibri" w:hAnsi="Calibri" w:eastAsia="PingFang SC"/>
-          <w:sz w:val="16"/>
+          <w:sz w:val="15"/>
         </w:rPr>
         <w:t xml:space="preserve">[9] </w:t>
       </w:r>
@@ -3933,14 +3941,14 @@
         <w:rPr>
           <w:rFonts w:ascii="Calibri" w:hAnsi="Calibri" w:eastAsia="PingFang SC"/>
           <w:i/>
-          <w:sz w:val="16"/>
+          <w:sz w:val="15"/>
         </w:rPr>
         <w:t>PARL: Principles for Personalized LLM Evaluation</w:t>
       </w:r>
       <w:r>
         <w:rPr>
           <w:rFonts w:ascii="Calibri" w:hAnsi="Calibri" w:eastAsia="PingFang SC"/>
-          <w:sz w:val="16"/>
+          <w:sz w:val="15"/>
         </w:rPr>
         <w:t xml:space="preserve">. arXiv:2605.31545. </w:t>
       </w:r>
@@ -3984,7 +3992,7 @@
         <w:color w:val="5B6B7A"/>
         <w:sz w:val="18"/>
       </w:rPr>
-      <w:t xml:space="preserve">2026-9-4   ·   </w:t>
+      <w:t xml:space="preserve">2026-9-5   ·   </w:t>
     </w:r>
     <w:r>
       <w:rPr>
@@ -4017,7 +4025,7 @@
         <w:color w:val="5B6B7A"/>
         <w:sz w:val="18"/>
       </w:rPr>
-      <w:t xml:space="preserve">2026-9-4   ·   </w:t>
+      <w:t xml:space="preserve">2026-9-5   ·   </w:t>
     </w:r>
     <w:r>
       <w:rPr>
@@ -4050,7 +4058,7 @@
         <w:color w:val="5B6B7A"/>
         <w:sz w:val="18"/>
       </w:rPr>
-      <w:t xml:space="preserve">2026-9-4   ·   </w:t>
+      <w:t xml:space="preserve">2026-9-5   ·   </w:t>
     </w:r>
     <w:r>
       <w:rPr>

--- a/deliverables/AskInfer-Bench_正式研究Proposal.docx
+++ b/deliverables/AskInfer-Bench_正式研究Proposal.docx
@@ -131,7 +131,7 @@
                 <w:color w:val="5B6B7A"/>
                 <w:sz w:val="21"/>
               </w:rPr>
-              <w:t>v0.65 · PDR-T30 最小产品闭环</w:t>
+              <w:t>v0.66 · PDR-T01 双 Agent 澄清 Pilot</w:t>
             </w:r>
           </w:p>
         </w:tc>
@@ -189,7 +189,7 @@
                 <w:color w:val="5B6B7A"/>
                 <w:sz w:val="21"/>
               </w:rPr>
-              <w:t>2026 年 9 月 5 日</w:t>
+              <w:t>2026 年 9 月 6 日</w:t>
             </w:r>
           </w:p>
         </w:tc>
@@ -3598,6 +3598,14 @@
       </w:r>
     </w:p>
     <w:p>
+      <w:r>
+        <w:rPr>
+          <w:rFonts w:ascii="Calibri" w:hAnsi="Calibri" w:eastAsia="PingFang SC"/>
+        </w:rPr>
+        <w:t>v0.66 随后以 PDR-T01、User1 和两个产品级 Deep Research agent 检验 agent 是否会选择不同的澄清目标。ChatGPT 与 Gemini 接收完全相同的 instruction-only + free-clarification 输入；ChatGPT 用一轮 15 个 atomic slots 覆盖运行前冻结的 7/7 个 critical preference clusters，Gemini 未提问，asked-cluster Jaccard 为 0。34 条原始 PDR criteria 的盲化三重复评分分别为 7.057 与 6.065，差值 +0.992；ChatGPT 的优势集中在研究方向验证、fit-based shortlist、可衡量背景提升和个人情境可执行性，Gemini 则在通用地区比较表和就业信息上更强。这支持 agent-system clarification-policy heterogeneity 的 existence proof，但不隔离提问的因果效应：模型、system prompt、planner、搜索和报告生成策略也随产品一起变化。</w:t>
+      </w:r>
+    </w:p>
+    <w:p>
       <w:pPr>
         <w:pStyle w:val="Heading1"/>
       </w:pPr>
@@ -3992,7 +4000,7 @@
         <w:color w:val="5B6B7A"/>
         <w:sz w:val="18"/>
       </w:rPr>
-      <w:t xml:space="preserve">2026-9-5   ·   </w:t>
+      <w:t xml:space="preserve">2026-9-6   ·   </w:t>
     </w:r>
     <w:r>
       <w:rPr>
@@ -4025,7 +4033,7 @@
         <w:color w:val="5B6B7A"/>
         <w:sz w:val="18"/>
       </w:rPr>
-      <w:t xml:space="preserve">2026-9-5   ·   </w:t>
+      <w:t xml:space="preserve">2026-9-6   ·   </w:t>
     </w:r>
     <w:r>
       <w:rPr>
@@ -4058,7 +4066,7 @@
         <w:color w:val="5B6B7A"/>
         <w:sz w:val="18"/>
       </w:rPr>
-      <w:t xml:space="preserve">2026-9-5   ·   </w:t>
+      <w:t xml:space="preserve">2026-9-6   ·   </w:t>
     </w:r>
     <w:r>
       <w:rPr>

--- a/deliverables/AskInfer-Bench_正式研究Proposal.docx
+++ b/deliverables/AskInfer-Bench_正式研究Proposal.docx
@@ -131,7 +131,7 @@
                 <w:color w:val="5B6B7A"/>
                 <w:sz w:val="21"/>
               </w:rPr>
-              <w:t>v0.66 · PDR-T01 双 Agent 澄清 Pilot</w:t>
+              <w:t>v0.67 · PDR-T30 Preference Chain</w:t>
             </w:r>
           </w:p>
         </w:tc>
@@ -3603,6 +3603,84 @@
           <w:rFonts w:ascii="Calibri" w:hAnsi="Calibri" w:eastAsia="PingFang SC"/>
         </w:rPr>
         <w:t>v0.66 随后以 PDR-T01、User1 和两个产品级 Deep Research agent 检验 agent 是否会选择不同的澄清目标。ChatGPT 与 Gemini 接收完全相同的 instruction-only + free-clarification 输入；ChatGPT 用一轮 15 个 atomic slots 覆盖运行前冻结的 7/7 个 critical preference clusters，Gemini 未提问，asked-cluster Jaccard 为 0。34 条原始 PDR criteria 的盲化三重复评分分别为 7.057 与 6.065，差值 +0.992；ChatGPT 的优势集中在研究方向验证、fit-based shortlist、可衡量背景提升和个人情境可执行性，Gemini 则在通用地区比较表和就业信息上更强。这支持 agent-system clarification-policy heterogeneity 的 existence proof，但不隔离提问的因果效应：模型、system prompt、planner、搜索和报告生成策略也随产品一起变化。</w:t>
+      </w:r>
+    </w:p>
+    <w:p>
+      <w:r>
+        <w:rPr>
+          <w:rFonts w:ascii="Calibri" w:hAnsi="Calibri" w:eastAsia="PingFang SC"/>
+        </w:rPr>
+        <w:t>v0.67 对 v0.65 的 44 条 criteria 做 atomic preference-chain 编码：22 个 task-specific units，每条 criterion 恰有一个 primary unit 并可附 secondary dependencies；</w:t>
+      </w:r>
+      <w:r>
+        <w:rPr>
+          <w:rFonts w:ascii="Courier New" w:hAnsi="Courier New" w:eastAsia="PingFang SC"/>
+          <w:color w:val="6A3E00"/>
+          <w:sz w:val="20"/>
+        </w:rPr>
+        <w:t>known</w:t>
+      </w:r>
+      <w:r>
+        <w:rPr>
+          <w:rFonts w:ascii="Calibri" w:hAnsi="Calibri" w:eastAsia="PingFang SC"/>
+        </w:rPr>
+        <w:t xml:space="preserve"> 固定为首次提问前可见，</w:t>
+      </w:r>
+      <w:r>
+        <w:rPr>
+          <w:rFonts w:ascii="Courier New" w:hAnsi="Courier New" w:eastAsia="PingFang SC"/>
+          <w:color w:val="6A3E00"/>
+          <w:sz w:val="20"/>
+        </w:rPr>
+        <w:t>resolved</w:t>
+      </w:r>
+      <w:r>
+        <w:rPr>
+          <w:rFonts w:ascii="Calibri" w:hAnsi="Calibri" w:eastAsia="PingFang SC"/>
+        </w:rPr>
+        <w:t xml:space="preserve"> 固定为足以约束交付决策，</w:t>
+      </w:r>
+      <w:r>
+        <w:rPr>
+          <w:rFonts w:ascii="Courier New" w:hAnsi="Courier New" w:eastAsia="PingFang SC"/>
+          <w:color w:val="6A3E00"/>
+          <w:sz w:val="20"/>
+        </w:rPr>
+        <w:t>reflected</w:t>
+      </w:r>
+      <w:r>
+        <w:rPr>
+          <w:rFonts w:ascii="Calibri" w:hAnsi="Calibri" w:eastAsia="PingFang SC"/>
+        </w:rPr>
+        <w:t xml:space="preserve"> 只认与已知/已解决 value 可追溯的报告决策。Interactive 六问覆盖 11/22 units，严格完成 </w:t>
+      </w:r>
+      <w:r>
+        <w:rPr>
+          <w:rFonts w:ascii="Courier New" w:hAnsi="Courier New" w:eastAsia="PingFang SC"/>
+          <w:color w:val="6A3E00"/>
+          <w:sz w:val="20"/>
+        </w:rPr>
+        <w:t>Asked→Resolved→Reflected</w:t>
+      </w:r>
+      <w:r>
+        <w:rPr>
+          <w:rFonts w:ascii="Calibri" w:hAnsi="Calibri" w:eastAsia="PingFang SC"/>
+        </w:rPr>
+        <w:t xml:space="preserve"> 的为 5/22；Full Persona 起始已知 14/22。Full 的五问均瞄准 persona 未给出的 goal/company use、hours/team assistance、creator budget、on-camera preference 或 audience，因此是 5/5 reasonable residual verification、0/5 redundant clarification；但 simulator 没有这些答案，故没有新增 resolved unit。该 coding 仍是单 pair、单 coder 的事后诊断；重叠的 rubric-influence mass 只是 </w:t>
+      </w:r>
+      <w:r>
+        <w:rPr>
+          <w:rFonts w:ascii="Courier New" w:hAnsi="Courier New" w:eastAsia="PingFang SC"/>
+          <w:color w:val="6A3E00"/>
+          <w:sz w:val="20"/>
+        </w:rPr>
+        <w:t>δ</w:t>
+      </w:r>
+      <w:r>
+        <w:rPr>
+          <w:rFonts w:ascii="Calibri" w:hAnsi="Calibri" w:eastAsia="PingFang SC"/>
+        </w:rPr>
+        <w:t xml:space="preserve"> proxy，不是因果效应，进入确认性指标前必须做独立二次标注和 agreement。</w:t>
       </w:r>
     </w:p>
     <w:p>

--- a/deliverables/AskInfer-Bench_正式研究Proposal.docx
+++ b/deliverables/AskInfer-Bench_正式研究Proposal.docx
@@ -131,7 +131,7 @@
                 <w:color w:val="5B6B7A"/>
                 <w:sz w:val="21"/>
               </w:rPr>
-              <w:t>v0.67 · PDR-T30 Preference Chain</w:t>
+              <w:t>v0.68 · Ask What Matters Pilot</w:t>
             </w:r>
           </w:p>
         </w:tc>
@@ -189,7 +189,7 @@
                 <w:color w:val="5B6B7A"/>
                 <w:sz w:val="21"/>
               </w:rPr>
-              <w:t>2026 年 9 月 6 日</w:t>
+              <w:t>2026 年 9 月 8 日</w:t>
             </w:r>
           </w:p>
         </w:tc>
@@ -468,6 +468,8 @@
         <w:sectPr>
           <w:headerReference w:type="default" r:id="rId9"/>
           <w:footerReference w:type="default" r:id="rId10"/>
+          <w:headerReference w:type="even" r:id="rId11"/>
+          <w:footerReference w:type="even" r:id="rId12"/>
           <w:pgSz w:w="12240" w:h="15840"/>
           <w:pgMar w:top="1440" w:right="1440" w:bottom="1440" w:left="1440" w:header="708" w:footer="708" w:gutter="0"/>
           <w:cols w:space="720"/>
@@ -511,7 +513,7 @@
                     <pic:cNvPicPr/>
                   </pic:nvPicPr>
                   <pic:blipFill>
-                    <a:blip r:embed="rId13"/>
+                    <a:blip r:embed="rId17"/>
                     <a:stretch>
                       <a:fillRect/>
                     </a:stretch>
@@ -548,8 +550,10 @@
     <w:p>
       <w:pPr>
         <w:sectPr>
-          <w:headerReference w:type="default" r:id="rId11"/>
-          <w:footerReference w:type="default" r:id="rId12"/>
+          <w:headerReference w:type="default" r:id="rId13"/>
+          <w:footerReference w:type="default" r:id="rId14"/>
+          <w:headerReference w:type="even" r:id="rId15"/>
+          <w:footerReference w:type="even" r:id="rId16"/>
           <w:pgSz w:w="15840" w:h="12240" w:orient="landscape"/>
           <w:pgMar w:top="936" w:right="936" w:bottom="936" w:left="936" w:header="708" w:footer="708" w:gutter="0"/>
           <w:cols w:space="720"/>
@@ -572,7 +576,7 @@
         </w:rPr>
         <w:t>真实用户不会总把影响交付物的偏好写进任务说明。一种常见情境是用户仍在线、愿意回答少量澄清问题，但不会主动补全需求；另一种情境是用户已经离开，agent 只能从授权历史中推断任务相关偏好。现有 Personalized Deep Research 工作已证明完整用户画像可以条件化研究报告，交互式 Deep Research 又已评价澄清带来的质量与成本；因此本项目不声称首次研究个性化、澄清或 history-conditioned generation。</w:t>
       </w:r>
-      <w:hyperlink r:id="rId16">
+      <w:hyperlink r:id="rId22">
         <w:r>
           <w:rPr>
             <w:rFonts w:ascii="Calibri" w:hAnsi="Calibri" w:eastAsia="PingFang SC"/>
@@ -582,7 +586,7 @@
           <w:t>[1]</w:t>
         </w:r>
       </w:hyperlink>
-      <w:hyperlink r:id="rId17">
+      <w:hyperlink r:id="rId23">
         <w:r>
           <w:rPr>
             <w:rFonts w:ascii="Calibri" w:hAnsi="Calibri" w:eastAsia="PingFang SC"/>
@@ -592,7 +596,7 @@
           <w:t>[2]</w:t>
         </w:r>
       </w:hyperlink>
-      <w:hyperlink r:id="rId18">
+      <w:hyperlink r:id="rId24">
         <w:r>
           <w:rPr>
             <w:rFonts w:ascii="Calibri" w:hAnsi="Calibri" w:eastAsia="PingFang SC"/>
@@ -984,7 +988,7 @@
         </w:rPr>
         <w:t>PDR-Bench 给 agent 的核心输入是 task 加 structured persona，并以 P/Q/R 评价个性化、内容质量和事实可靠性；这属于 full-context personalization / preference projection，不是 agent 主动向用户获取信息。</w:t>
       </w:r>
-      <w:hyperlink r:id="rId16">
+      <w:hyperlink r:id="rId22">
         <w:r>
           <w:rPr>
             <w:rFonts w:ascii="Calibri" w:hAnsi="Calibri" w:eastAsia="PingFang SC"/>
@@ -994,7 +998,7 @@
           <w:t>[1]</w:t>
         </w:r>
       </w:hyperlink>
-      <w:hyperlink r:id="rId19">
+      <w:hyperlink r:id="rId25">
         <w:r>
           <w:rPr>
             <w:rFonts w:ascii="Calibri" w:hAnsi="Calibri" w:eastAsia="PingFang SC"/>
@@ -1012,7 +1016,7 @@
         </w:rPr>
         <w:t>G-STEER 已明确联合决定 retrieve memory、ask user 或 stop，并报告 target coverage、提问成本和下游个性化；IDRBench、IntentRL 与 DiscoBench 已分别覆盖交互收益/成本、主动意图澄清训练和 ambiguity-aware deep search。</w:t>
       </w:r>
-      <w:hyperlink r:id="rId17">
+      <w:hyperlink r:id="rId23">
         <w:r>
           <w:rPr>
             <w:rFonts w:ascii="Calibri" w:hAnsi="Calibri" w:eastAsia="PingFang SC"/>
@@ -1022,7 +1026,7 @@
           <w:t>[2]</w:t>
         </w:r>
       </w:hyperlink>
-      <w:hyperlink r:id="rId18">
+      <w:hyperlink r:id="rId24">
         <w:r>
           <w:rPr>
             <w:rFonts w:ascii="Calibri" w:hAnsi="Calibri" w:eastAsia="PingFang SC"/>
@@ -1032,7 +1036,7 @@
           <w:t>[3]</w:t>
         </w:r>
       </w:hyperlink>
-      <w:hyperlink r:id="rId20">
+      <w:hyperlink r:id="rId26">
         <w:r>
           <w:rPr>
             <w:rFonts w:ascii="Calibri" w:hAnsi="Calibri" w:eastAsia="PingFang SC"/>
@@ -1042,7 +1046,7 @@
           <w:t>[4]</w:t>
         </w:r>
       </w:hyperlink>
-      <w:hyperlink r:id="rId21">
+      <w:hyperlink r:id="rId27">
         <w:r>
           <w:rPr>
             <w:rFonts w:ascii="Calibri" w:hAnsi="Calibri" w:eastAsia="PingFang SC"/>
@@ -1890,7 +1894,7 @@
         </w:rPr>
         <w:t>PDR-Bench 的 50 题已经由上游按 complexity、clarity 和 personalization alignment 审核；但这三个标准不能自动保证 task 对“何时应 acquire / ground / calibrate 用户信息”具有区分力。</w:t>
       </w:r>
-      <w:hyperlink r:id="rId16">
+      <w:hyperlink r:id="rId22">
         <w:r>
           <w:rPr>
             <w:rFonts w:ascii="Calibri" w:hAnsi="Calibri" w:eastAsia="PingFang SC"/>
@@ -1900,7 +1904,7 @@
           <w:t>[1]</w:t>
         </w:r>
       </w:hyperlink>
-      <w:hyperlink r:id="rId19">
+      <w:hyperlink r:id="rId25">
         <w:r>
           <w:rPr>
             <w:rFonts w:ascii="Calibri" w:hAnsi="Calibri" w:eastAsia="PingFang SC"/>
@@ -3684,6 +3688,42 @@
       </w:r>
     </w:p>
     <w:p>
+      <w:r>
+        <w:rPr>
+          <w:rFonts w:ascii="Calibri" w:hAnsi="Calibri" w:eastAsia="PingFang SC"/>
+        </w:rPr>
+        <w:t xml:space="preserve">v0.68 用 PDR-T35、User8 和两个产品 agent 做 “Ask What Matters” calibration pilot。运行前冻结 8 个 preference units（high/medium/low </w:t>
+      </w:r>
+      <w:r>
+        <w:rPr>
+          <w:rFonts w:ascii="Courier New" w:hAnsi="Courier New" w:eastAsia="PingFang SC"/>
+          <w:color w:val="6A3E00"/>
+          <w:sz w:val="20"/>
+        </w:rPr>
+        <w:t>δ</w:t>
+      </w:r>
+      <w:r>
+        <w:rPr>
+          <w:rFonts w:ascii="Calibri" w:hAnsi="Calibri" w:eastAsia="PingFang SC"/>
+        </w:rPr>
+        <w:t xml:space="preserve"> 为 3/3/2，权重 17）、相同 instruction-only + free-clarification wrapper 与 persona-bounded simulator。ChatGPT research-capable 配置和 Gemini Deep Research 均提出 0 个 task-specific preference question，所以各档 recall、weighted coverage、turns 和 answer tokens 全为 0；Gemini 的通用研究计划确认不索取偏好值，按规则排除。原始 37 条 criteria 的盲化三重复均值为 5.5383 与 5.7033，A−B=−0.1649。因两边 acquisition 完全相同且为零，分差不能归因于 clarification；这轮只识别了共同的 permission-only zero-ask floor。两份报告各有 4/8 个隐藏 unit 因任务默认推断而被严格反映，但不计 preference acquisition。当前不足以估计 agent-specific </w:t>
+      </w:r>
+      <w:r>
+        <w:rPr>
+          <w:rFonts w:ascii="Courier New" w:hAnsi="Courier New" w:eastAsia="PingFang SC"/>
+          <w:color w:val="6A3E00"/>
+          <w:sz w:val="20"/>
+        </w:rPr>
+        <w:t>δ</w:t>
+      </w:r>
+      <w:r>
+        <w:rPr>
+          <w:rFonts w:ascii="Calibri" w:hAnsi="Calibri" w:eastAsia="PingFang SC"/>
+        </w:rPr>
+        <w:t xml:space="preserve"> slope，也不直接扩到 15 DR + 15 Data；下一步先做 generation repeat 与产品表面可暂停提问的修复性复验。</w:t>
+      </w:r>
+    </w:p>
+    <w:p>
       <w:pPr>
         <w:pStyle w:val="Heading1"/>
       </w:pPr>
@@ -3718,7 +3758,7 @@
         </w:rPr>
         <w:t xml:space="preserve">. arXiv:2509.25106. </w:t>
       </w:r>
-      <w:hyperlink r:id="rId16">
+      <w:hyperlink r:id="rId22">
         <w:r>
           <w:rPr>
             <w:rFonts w:ascii="Calibri" w:hAnsi="Calibri" w:eastAsia="PingFang SC"/>
@@ -3758,7 +3798,7 @@
         </w:rPr>
         <w:t xml:space="preserve">. arXiv:2608.05876. </w:t>
       </w:r>
-      <w:hyperlink r:id="rId17">
+      <w:hyperlink r:id="rId23">
         <w:r>
           <w:rPr>
             <w:rFonts w:ascii="Calibri" w:hAnsi="Calibri" w:eastAsia="PingFang SC"/>
@@ -3798,7 +3838,7 @@
         </w:rPr>
         <w:t xml:space="preserve">. arXiv:2601.06676. </w:t>
       </w:r>
-      <w:hyperlink r:id="rId18">
+      <w:hyperlink r:id="rId24">
         <w:r>
           <w:rPr>
             <w:rFonts w:ascii="Calibri" w:hAnsi="Calibri" w:eastAsia="PingFang SC"/>
@@ -3838,7 +3878,7 @@
         </w:rPr>
         <w:t xml:space="preserve">. arXiv:2602.03468. </w:t>
       </w:r>
-      <w:hyperlink r:id="rId20">
+      <w:hyperlink r:id="rId26">
         <w:r>
           <w:rPr>
             <w:rFonts w:ascii="Calibri" w:hAnsi="Calibri" w:eastAsia="PingFang SC"/>
@@ -3878,7 +3918,7 @@
         </w:rPr>
         <w:t xml:space="preserve">. arXiv:2606.27669. </w:t>
       </w:r>
-      <w:hyperlink r:id="rId21">
+      <w:hyperlink r:id="rId27">
         <w:r>
           <w:rPr>
             <w:rFonts w:ascii="Calibri" w:hAnsi="Calibri" w:eastAsia="PingFang SC"/>
@@ -3918,7 +3958,7 @@
         </w:rPr>
         <w:t xml:space="preserve">. </w:t>
       </w:r>
-      <w:hyperlink r:id="rId19">
+      <w:hyperlink r:id="rId25">
         <w:r>
           <w:rPr>
             <w:rFonts w:ascii="Calibri" w:hAnsi="Calibri" w:eastAsia="PingFang SC"/>
@@ -3958,7 +3998,7 @@
         </w:rPr>
         <w:t xml:space="preserve">. ACL 2026. </w:t>
       </w:r>
-      <w:hyperlink r:id="rId22">
+      <w:hyperlink r:id="rId28">
         <w:r>
           <w:rPr>
             <w:rFonts w:ascii="Calibri" w:hAnsi="Calibri" w:eastAsia="PingFang SC"/>
@@ -3998,7 +4038,7 @@
         </w:rPr>
         <w:t xml:space="preserve">. ACL 2026. </w:t>
       </w:r>
-      <w:hyperlink r:id="rId23">
+      <w:hyperlink r:id="rId29">
         <w:r>
           <w:rPr>
             <w:rFonts w:ascii="Calibri" w:hAnsi="Calibri" w:eastAsia="PingFang SC"/>
@@ -4038,7 +4078,7 @@
         </w:rPr>
         <w:t xml:space="preserve">. arXiv:2605.31545. </w:t>
       </w:r>
-      <w:hyperlink r:id="rId24">
+      <w:hyperlink r:id="rId30">
         <w:r>
           <w:rPr>
             <w:rFonts w:ascii="Calibri" w:hAnsi="Calibri" w:eastAsia="PingFang SC"/>
@@ -4052,8 +4092,10 @@
       </w:hyperlink>
     </w:p>
     <w:sectPr>
-      <w:headerReference w:type="default" r:id="rId14"/>
-      <w:footerReference w:type="default" r:id="rId15"/>
+      <w:headerReference w:type="default" r:id="rId18"/>
+      <w:footerReference w:type="default" r:id="rId19"/>
+      <w:headerReference w:type="even" r:id="rId20"/>
+      <w:footerReference w:type="even" r:id="rId21"/>
       <w:pgSz w:w="12240" w:h="15840"/>
       <w:pgMar w:top="1440" w:right="1440" w:bottom="1440" w:left="1440" w:header="708" w:footer="708" w:gutter="0"/>
       <w:cols w:space="720"/>
@@ -4078,7 +4120,7 @@
         <w:color w:val="5B6B7A"/>
         <w:sz w:val="18"/>
       </w:rPr>
-      <w:t xml:space="preserve">2026-9-6   ·   </w:t>
+      <w:t xml:space="preserve">2026-9-8   ·   </w:t>
     </w:r>
     <w:r>
       <w:rPr>
@@ -4111,7 +4153,7 @@
         <w:color w:val="5B6B7A"/>
         <w:sz w:val="18"/>
       </w:rPr>
-      <w:t xml:space="preserve">2026-9-6   ·   </w:t>
+      <w:t xml:space="preserve">2026-9-8   ·   </w:t>
     </w:r>
     <w:r>
       <w:rPr>
@@ -4144,7 +4186,106 @@
         <w:color w:val="5B6B7A"/>
         <w:sz w:val="18"/>
       </w:rPr>
-      <w:t xml:space="preserve">2026-9-6   ·   </w:t>
+      <w:t xml:space="preserve">2026-9-8   ·   </w:t>
+    </w:r>
+    <w:r>
+      <w:rPr>
+        <w:rFonts w:ascii="Calibri" w:hAnsi="Calibri" w:eastAsia="PingFang SC"/>
+        <w:color w:val="5B6B7A"/>
+        <w:sz w:val="18"/>
+      </w:rPr>
+      <w:fldChar w:fldCharType="begin"/>
+      <w:instrText xml:space="preserve">PAGE</w:instrText>
+      <w:fldChar w:fldCharType="separate"/>
+      <w:t>1</w:t>
+      <w:fldChar w:fldCharType="end"/>
+    </w:r>
+  </w:p>
+</w:ftr>
+</file>
+
+<file path=word/footer4.xml><?xml version="1.0" encoding="utf-8"?>
+<w:ftr xmlns:m="http://schemas.openxmlformats.org/officeDocument/2006/math" xmlns:mc="http://schemas.openxmlformats.org/markup-compatibility/2006" xmlns:mo="http://schemas.microsoft.com/office/mac/office/2008/main" xmlns:mv="urn:schemas-microsoft-com:mac:vml" xmlns:o="urn:schemas-microsoft-com:office:office" xmlns:r="http://schemas.openxmlformats.org/officeDocument/2006/relationships" xmlns:v="urn:schemas-microsoft-com:vml" xmlns:w10="urn:schemas-microsoft-com:office:word" xmlns:w14="http://schemas.microsoft.com/office/word/2010/wordml" xmlns:w="http://schemas.openxmlformats.org/wordprocessingml/2006/main" xmlns:wne="http://schemas.microsoft.com/office/word/2006/wordml" xmlns:wp14="http://schemas.microsoft.com/office/word/2010/wordprocessingDrawing" xmlns:wp="http://schemas.openxmlformats.org/drawingml/2006/wordprocessingDrawing" xmlns:wpc="http://schemas.microsoft.com/office/word/2010/wordprocessingCanvas" xmlns:wpg="http://schemas.microsoft.com/office/word/2010/wordprocessingGroup" xmlns:wpi="http://schemas.microsoft.com/office/word/2010/wordprocessingInk" xmlns:wps="http://schemas.microsoft.com/office/word/2010/wordprocessingShape" mc:Ignorable="w14 wp14">
+  <w:p>
+    <w:pPr>
+      <w:pStyle w:val="Footer"/>
+      <w:spacing w:before="0"/>
+      <w:jc w:val="right"/>
+    </w:pPr>
+    <w:r/>
+    <w:r>
+      <w:rPr>
+        <w:rFonts w:ascii="Calibri" w:hAnsi="Calibri" w:eastAsia="PingFang SC"/>
+        <w:color w:val="5B6B7A"/>
+        <w:sz w:val="18"/>
+      </w:rPr>
+      <w:t xml:space="preserve">2026-9-8   ·   </w:t>
+    </w:r>
+    <w:r>
+      <w:rPr>
+        <w:rFonts w:ascii="Calibri" w:hAnsi="Calibri" w:eastAsia="PingFang SC"/>
+        <w:color w:val="5B6B7A"/>
+        <w:sz w:val="18"/>
+      </w:rPr>
+      <w:fldChar w:fldCharType="begin"/>
+      <w:instrText xml:space="preserve">PAGE</w:instrText>
+      <w:fldChar w:fldCharType="separate"/>
+      <w:t>1</w:t>
+      <w:fldChar w:fldCharType="end"/>
+    </w:r>
+  </w:p>
+</w:ftr>
+</file>
+
+<file path=word/footer5.xml><?xml version="1.0" encoding="utf-8"?>
+<w:ftr xmlns:m="http://schemas.openxmlformats.org/officeDocument/2006/math" xmlns:mc="http://schemas.openxmlformats.org/markup-compatibility/2006" xmlns:mo="http://schemas.microsoft.com/office/mac/office/2008/main" xmlns:mv="urn:schemas-microsoft-com:mac:vml" xmlns:o="urn:schemas-microsoft-com:office:office" xmlns:r="http://schemas.openxmlformats.org/officeDocument/2006/relationships" xmlns:v="urn:schemas-microsoft-com:vml" xmlns:w10="urn:schemas-microsoft-com:office:word" xmlns:w14="http://schemas.microsoft.com/office/word/2010/wordml" xmlns:w="http://schemas.openxmlformats.org/wordprocessingml/2006/main" xmlns:wne="http://schemas.microsoft.com/office/word/2006/wordml" xmlns:wp14="http://schemas.microsoft.com/office/word/2010/wordprocessingDrawing" xmlns:wp="http://schemas.openxmlformats.org/drawingml/2006/wordprocessingDrawing" xmlns:wpc="http://schemas.microsoft.com/office/word/2010/wordprocessingCanvas" xmlns:wpg="http://schemas.microsoft.com/office/word/2010/wordprocessingGroup" xmlns:wpi="http://schemas.microsoft.com/office/word/2010/wordprocessingInk" xmlns:wps="http://schemas.microsoft.com/office/word/2010/wordprocessingShape" mc:Ignorable="w14 wp14">
+  <w:p>
+    <w:pPr>
+      <w:pStyle w:val="Footer"/>
+      <w:spacing w:before="0"/>
+      <w:jc w:val="right"/>
+    </w:pPr>
+    <w:r/>
+    <w:r>
+      <w:rPr>
+        <w:rFonts w:ascii="Calibri" w:hAnsi="Calibri" w:eastAsia="PingFang SC"/>
+        <w:color w:val="5B6B7A"/>
+        <w:sz w:val="18"/>
+      </w:rPr>
+      <w:t xml:space="preserve">2026-9-8   ·   </w:t>
+    </w:r>
+    <w:r>
+      <w:rPr>
+        <w:rFonts w:ascii="Calibri" w:hAnsi="Calibri" w:eastAsia="PingFang SC"/>
+        <w:color w:val="5B6B7A"/>
+        <w:sz w:val="18"/>
+      </w:rPr>
+      <w:fldChar w:fldCharType="begin"/>
+      <w:instrText xml:space="preserve">PAGE</w:instrText>
+      <w:fldChar w:fldCharType="separate"/>
+      <w:t>1</w:t>
+      <w:fldChar w:fldCharType="end"/>
+    </w:r>
+  </w:p>
+</w:ftr>
+</file>
+
+<file path=word/footer6.xml><?xml version="1.0" encoding="utf-8"?>
+<w:ftr xmlns:m="http://schemas.openxmlformats.org/officeDocument/2006/math" xmlns:mc="http://schemas.openxmlformats.org/markup-compatibility/2006" xmlns:mo="http://schemas.microsoft.com/office/mac/office/2008/main" xmlns:mv="urn:schemas-microsoft-com:mac:vml" xmlns:o="urn:schemas-microsoft-com:office:office" xmlns:r="http://schemas.openxmlformats.org/officeDocument/2006/relationships" xmlns:v="urn:schemas-microsoft-com:vml" xmlns:w10="urn:schemas-microsoft-com:office:word" xmlns:w14="http://schemas.microsoft.com/office/word/2010/wordml" xmlns:w="http://schemas.openxmlformats.org/wordprocessingml/2006/main" xmlns:wne="http://schemas.microsoft.com/office/word/2006/wordml" xmlns:wp14="http://schemas.microsoft.com/office/word/2010/wordprocessingDrawing" xmlns:wp="http://schemas.openxmlformats.org/drawingml/2006/wordprocessingDrawing" xmlns:wpc="http://schemas.microsoft.com/office/word/2010/wordprocessingCanvas" xmlns:wpg="http://schemas.microsoft.com/office/word/2010/wordprocessingGroup" xmlns:wpi="http://schemas.microsoft.com/office/word/2010/wordprocessingInk" xmlns:wps="http://schemas.microsoft.com/office/word/2010/wordprocessingShape" mc:Ignorable="w14 wp14">
+  <w:p>
+    <w:pPr>
+      <w:pStyle w:val="Footer"/>
+      <w:spacing w:before="0"/>
+      <w:jc w:val="right"/>
+    </w:pPr>
+    <w:r/>
+    <w:r>
+      <w:rPr>
+        <w:rFonts w:ascii="Calibri" w:hAnsi="Calibri" w:eastAsia="PingFang SC"/>
+        <w:color w:val="5B6B7A"/>
+        <w:sz w:val="18"/>
+      </w:rPr>
+      <w:t xml:space="preserve">2026-9-8   ·   </w:t>
     </w:r>
     <w:r>
       <w:rPr>
@@ -4170,15 +4311,7 @@
       <w:spacing w:after="0"/>
       <w:jc w:val="left"/>
     </w:pPr>
-    <w:r>
-      <w:rPr>
-        <w:rFonts w:ascii="Calibri" w:hAnsi="Calibri" w:eastAsia="PingFang SC"/>
-        <w:b/>
-        <w:color w:val="5B6B7A"/>
-        <w:sz w:val="17"/>
-      </w:rPr>
-      <w:t>ASK OR INFER?  ·  RESEARCH PROPOSAL</w:t>
-    </w:r>
+    <w:r/>
   </w:p>
 </w:hdr>
 </file>
@@ -4191,15 +4324,7 @@
       <w:spacing w:after="0"/>
       <w:jc w:val="left"/>
     </w:pPr>
-    <w:r>
-      <w:rPr>
-        <w:rFonts w:ascii="Calibri" w:hAnsi="Calibri" w:eastAsia="PingFang SC"/>
-        <w:b/>
-        <w:color w:val="5B6B7A"/>
-        <w:sz w:val="17"/>
-      </w:rPr>
-      <w:t>ASK OR INFER?  ·  RESEARCH PROPOSAL</w:t>
-    </w:r>
+    <w:r/>
   </w:p>
 </w:hdr>
 </file>
@@ -4212,15 +4337,46 @@
       <w:spacing w:after="0"/>
       <w:jc w:val="left"/>
     </w:pPr>
-    <w:r>
-      <w:rPr>
-        <w:rFonts w:ascii="Calibri" w:hAnsi="Calibri" w:eastAsia="PingFang SC"/>
-        <w:b/>
-        <w:color w:val="5B6B7A"/>
-        <w:sz w:val="17"/>
-      </w:rPr>
-      <w:t>ASK OR INFER?  ·  RESEARCH PROPOSAL</w:t>
-    </w:r>
+    <w:r/>
+  </w:p>
+</w:hdr>
+</file>
+
+<file path=word/header4.xml><?xml version="1.0" encoding="utf-8"?>
+<w:hdr xmlns:m="http://schemas.openxmlformats.org/officeDocument/2006/math" xmlns:mc="http://schemas.openxmlformats.org/markup-compatibility/2006" xmlns:mo="http://schemas.microsoft.com/office/mac/office/2008/main" xmlns:mv="urn:schemas-microsoft-com:mac:vml" xmlns:o="urn:schemas-microsoft-com:office:office" xmlns:r="http://schemas.openxmlformats.org/officeDocument/2006/relationships" xmlns:v="urn:schemas-microsoft-com:vml" xmlns:w10="urn:schemas-microsoft-com:office:word" xmlns:w14="http://schemas.microsoft.com/office/word/2010/wordml" xmlns:w="http://schemas.openxmlformats.org/wordprocessingml/2006/main" xmlns:wne="http://schemas.microsoft.com/office/word/2006/wordml" xmlns:wp14="http://schemas.microsoft.com/office/word/2010/wordprocessingDrawing" xmlns:wp="http://schemas.openxmlformats.org/drawingml/2006/wordprocessingDrawing" xmlns:wpc="http://schemas.microsoft.com/office/word/2010/wordprocessingCanvas" xmlns:wpg="http://schemas.microsoft.com/office/word/2010/wordprocessingGroup" xmlns:wpi="http://schemas.microsoft.com/office/word/2010/wordprocessingInk" xmlns:wps="http://schemas.microsoft.com/office/word/2010/wordprocessingShape" mc:Ignorable="w14 wp14">
+  <w:p>
+    <w:pPr>
+      <w:pStyle w:val="Header"/>
+      <w:spacing w:after="0"/>
+      <w:jc w:val="left"/>
+    </w:pPr>
+    <w:r/>
+  </w:p>
+</w:hdr>
+</file>
+
+<file path=word/header5.xml><?xml version="1.0" encoding="utf-8"?>
+<w:hdr xmlns:m="http://schemas.openxmlformats.org/officeDocument/2006/math" xmlns:mc="http://schemas.openxmlformats.org/markup-compatibility/2006" xmlns:mo="http://schemas.microsoft.com/office/mac/office/2008/main" xmlns:mv="urn:schemas-microsoft-com:mac:vml" xmlns:o="urn:schemas-microsoft-com:office:office" xmlns:r="http://schemas.openxmlformats.org/officeDocument/2006/relationships" xmlns:v="urn:schemas-microsoft-com:vml" xmlns:w10="urn:schemas-microsoft-com:office:word" xmlns:w14="http://schemas.microsoft.com/office/word/2010/wordml" xmlns:w="http://schemas.openxmlformats.org/wordprocessingml/2006/main" xmlns:wne="http://schemas.microsoft.com/office/word/2006/wordml" xmlns:wp14="http://schemas.microsoft.com/office/word/2010/wordprocessingDrawing" xmlns:wp="http://schemas.openxmlformats.org/drawingml/2006/wordprocessingDrawing" xmlns:wpc="http://schemas.microsoft.com/office/word/2010/wordprocessingCanvas" xmlns:wpg="http://schemas.microsoft.com/office/word/2010/wordprocessingGroup" xmlns:wpi="http://schemas.microsoft.com/office/word/2010/wordprocessingInk" xmlns:wps="http://schemas.microsoft.com/office/word/2010/wordprocessingShape" mc:Ignorable="w14 wp14">
+  <w:p>
+    <w:pPr>
+      <w:pStyle w:val="Header"/>
+      <w:spacing w:after="0"/>
+      <w:jc w:val="left"/>
+    </w:pPr>
+    <w:r/>
+  </w:p>
+</w:hdr>
+</file>
+
+<file path=word/header6.xml><?xml version="1.0" encoding="utf-8"?>
+<w:hdr xmlns:m="http://schemas.openxmlformats.org/officeDocument/2006/math" xmlns:mc="http://schemas.openxmlformats.org/markup-compatibility/2006" xmlns:mo="http://schemas.microsoft.com/office/mac/office/2008/main" xmlns:mv="urn:schemas-microsoft-com:mac:vml" xmlns:o="urn:schemas-microsoft-com:office:office" xmlns:r="http://schemas.openxmlformats.org/officeDocument/2006/relationships" xmlns:v="urn:schemas-microsoft-com:vml" xmlns:w10="urn:schemas-microsoft-com:office:word" xmlns:w14="http://schemas.microsoft.com/office/word/2010/wordml" xmlns:w="http://schemas.openxmlformats.org/wordprocessingml/2006/main" xmlns:wne="http://schemas.microsoft.com/office/word/2006/wordml" xmlns:wp14="http://schemas.microsoft.com/office/word/2010/wordprocessingDrawing" xmlns:wp="http://schemas.openxmlformats.org/drawingml/2006/wordprocessingDrawing" xmlns:wpc="http://schemas.microsoft.com/office/word/2010/wordprocessingCanvas" xmlns:wpg="http://schemas.microsoft.com/office/word/2010/wordprocessingGroup" xmlns:wpi="http://schemas.microsoft.com/office/word/2010/wordprocessingInk" xmlns:wps="http://schemas.microsoft.com/office/word/2010/wordprocessingShape" mc:Ignorable="w14 wp14">
+  <w:p>
+    <w:pPr>
+      <w:pStyle w:val="Header"/>
+      <w:spacing w:after="0"/>
+      <w:jc w:val="left"/>
+    </w:pPr>
+    <w:r/>
   </w:p>
 </w:hdr>
 </file>
